--- a/www/content/abdomen-pelvis/Spermatic cord and ductus deferens.docx
+++ b/www/content/abdomen-pelvis/Spermatic cord and ductus deferens.docx
@@ -20,13 +20,7 @@
     </w:p>
     <w:p>
       <w:r>
-        <w:t xml:space="preserve">Spermatic cord is a matrix </w:t>
-      </w:r>
-      <w:r>
-        <w:t>of connective</w:t>
-      </w:r>
-      <w:r>
-        <w:t xml:space="preserve"> tissue continuous proximally with the preperitoneal connective tissue</w:t>
+        <w:t>Spermatic cord is a matrix of connective tissue continuous proximally with the preperitoneal connective tissue</w:t>
       </w:r>
     </w:p>
     <w:p>
@@ -336,21 +330,237 @@
     </w:p>
     <w:p>
       <w:r>
-        <w:t>Thick-walled</w:t>
-      </w:r>
-      <w:r>
-        <w:t xml:space="preserve"> muscular tube extending from tail of epididymis up to joining of duct of seminal vesicle </w:t>
-      </w:r>
-    </w:p>
-    <w:p>
-      <w:r>
-        <w:t xml:space="preserve">Length - 45 </w:t>
-      </w:r>
-      <w:proofErr w:type="spellStart"/>
-      <w:r>
-        <w:t>cms</w:t>
-      </w:r>
-      <w:proofErr w:type="spellEnd"/>
+        <w:t xml:space="preserve">Thick-walled muscular tube extending from tail of epididymis up to joining of duct of seminal vesicle </w:t>
+      </w:r>
+    </w:p>
+    <w:p>
+      <w:r>
+        <w:t>Length - 45 cm</w:t>
+      </w:r>
+    </w:p>
+    <w:p>
+      <w:r>
+        <w:rPr>
+          <w:noProof/>
+        </w:rPr>
+        <w:drawing>
+          <wp:inline distT="0" distB="0" distL="0" distR="0" wp14:anchorId="4341D0BA" wp14:editId="6505AA5A">
+            <wp:extent cx="5673725" cy="4987925"/>
+            <wp:effectExtent l="0" t="0" r="3175" b="3175"/>
+            <wp:docPr id="27304073" name="Picture 1" descr="Image"/>
+            <wp:cNvGraphicFramePr>
+              <a:graphicFrameLocks xmlns:a="http://schemas.openxmlformats.org/drawingml/2006/main" noChangeAspect="1"/>
+            </wp:cNvGraphicFramePr>
+            <a:graphic xmlns:a="http://schemas.openxmlformats.org/drawingml/2006/main">
+              <a:graphicData uri="http://schemas.openxmlformats.org/drawingml/2006/picture">
+                <pic:pic xmlns:pic="http://schemas.openxmlformats.org/drawingml/2006/picture">
+                  <pic:nvPicPr>
+                    <pic:cNvPr id="0" name="Picture 1" descr="Image"/>
+                    <pic:cNvPicPr>
+                      <a:picLocks noChangeAspect="1" noChangeArrowheads="1"/>
+                    </pic:cNvPicPr>
+                  </pic:nvPicPr>
+                  <pic:blipFill>
+                    <a:blip r:embed="rId6">
+                      <a:extLst>
+                        <a:ext uri="{28A0092B-C50C-407E-A947-70E740481C1C}">
+                          <a14:useLocalDpi xmlns:a14="http://schemas.microsoft.com/office/drawing/2010/main" val="0"/>
+                        </a:ext>
+                      </a:extLst>
+                    </a:blip>
+                    <a:srcRect/>
+                    <a:stretch>
+                      <a:fillRect/>
+                    </a:stretch>
+                  </pic:blipFill>
+                  <pic:spPr bwMode="auto">
+                    <a:xfrm>
+                      <a:off x="0" y="0"/>
+                      <a:ext cx="5673725" cy="4987925"/>
+                    </a:xfrm>
+                    <a:prstGeom prst="rect">
+                      <a:avLst/>
+                    </a:prstGeom>
+                    <a:noFill/>
+                    <a:ln>
+                      <a:noFill/>
+                    </a:ln>
+                  </pic:spPr>
+                </pic:pic>
+              </a:graphicData>
+            </a:graphic>
+          </wp:inline>
+        </w:drawing>
+      </w:r>
+    </w:p>
+    <w:p>
+      <w:r>
+        <w:rPr>
+          <w:noProof/>
+        </w:rPr>
+        <w:lastRenderedPageBreak/>
+        <w:drawing>
+          <wp:inline distT="0" distB="0" distL="0" distR="0" wp14:anchorId="5AC91A9F" wp14:editId="469B0EC1">
+            <wp:extent cx="5673725" cy="4987925"/>
+            <wp:effectExtent l="0" t="0" r="3175" b="3175"/>
+            <wp:docPr id="83786893" name="Picture 2" descr="Image"/>
+            <wp:cNvGraphicFramePr>
+              <a:graphicFrameLocks xmlns:a="http://schemas.openxmlformats.org/drawingml/2006/main" noChangeAspect="1"/>
+            </wp:cNvGraphicFramePr>
+            <a:graphic xmlns:a="http://schemas.openxmlformats.org/drawingml/2006/main">
+              <a:graphicData uri="http://schemas.openxmlformats.org/drawingml/2006/picture">
+                <pic:pic xmlns:pic="http://schemas.openxmlformats.org/drawingml/2006/picture">
+                  <pic:nvPicPr>
+                    <pic:cNvPr id="0" name="Picture 3" descr="Image"/>
+                    <pic:cNvPicPr>
+                      <a:picLocks noChangeAspect="1" noChangeArrowheads="1"/>
+                    </pic:cNvPicPr>
+                  </pic:nvPicPr>
+                  <pic:blipFill>
+                    <a:blip r:embed="rId7">
+                      <a:extLst>
+                        <a:ext uri="{28A0092B-C50C-407E-A947-70E740481C1C}">
+                          <a14:useLocalDpi xmlns:a14="http://schemas.microsoft.com/office/drawing/2010/main" val="0"/>
+                        </a:ext>
+                      </a:extLst>
+                    </a:blip>
+                    <a:srcRect/>
+                    <a:stretch>
+                      <a:fillRect/>
+                    </a:stretch>
+                  </pic:blipFill>
+                  <pic:spPr bwMode="auto">
+                    <a:xfrm>
+                      <a:off x="0" y="0"/>
+                      <a:ext cx="5673725" cy="4987925"/>
+                    </a:xfrm>
+                    <a:prstGeom prst="rect">
+                      <a:avLst/>
+                    </a:prstGeom>
+                    <a:noFill/>
+                    <a:ln>
+                      <a:noFill/>
+                    </a:ln>
+                  </pic:spPr>
+                </pic:pic>
+              </a:graphicData>
+            </a:graphic>
+          </wp:inline>
+        </w:drawing>
+      </w:r>
+    </w:p>
+    <w:p/>
+    <w:p>
+      <w:r>
+        <w:rPr>
+          <w:noProof/>
+        </w:rPr>
+        <w:lastRenderedPageBreak/>
+        <w:drawing>
+          <wp:inline distT="0" distB="0" distL="0" distR="0" wp14:anchorId="1C3E789F" wp14:editId="562D8488">
+            <wp:extent cx="5673725" cy="4987925"/>
+            <wp:effectExtent l="0" t="0" r="3175" b="3175"/>
+            <wp:docPr id="948854871" name="Picture 3" descr="Image"/>
+            <wp:cNvGraphicFramePr>
+              <a:graphicFrameLocks xmlns:a="http://schemas.openxmlformats.org/drawingml/2006/main" noChangeAspect="1"/>
+            </wp:cNvGraphicFramePr>
+            <a:graphic xmlns:a="http://schemas.openxmlformats.org/drawingml/2006/main">
+              <a:graphicData uri="http://schemas.openxmlformats.org/drawingml/2006/picture">
+                <pic:pic xmlns:pic="http://schemas.openxmlformats.org/drawingml/2006/picture">
+                  <pic:nvPicPr>
+                    <pic:cNvPr id="0" name="Picture 5" descr="Image"/>
+                    <pic:cNvPicPr>
+                      <a:picLocks noChangeAspect="1" noChangeArrowheads="1"/>
+                    </pic:cNvPicPr>
+                  </pic:nvPicPr>
+                  <pic:blipFill>
+                    <a:blip r:embed="rId8">
+                      <a:extLst>
+                        <a:ext uri="{28A0092B-C50C-407E-A947-70E740481C1C}">
+                          <a14:useLocalDpi xmlns:a14="http://schemas.microsoft.com/office/drawing/2010/main" val="0"/>
+                        </a:ext>
+                      </a:extLst>
+                    </a:blip>
+                    <a:srcRect/>
+                    <a:stretch>
+                      <a:fillRect/>
+                    </a:stretch>
+                  </pic:blipFill>
+                  <pic:spPr bwMode="auto">
+                    <a:xfrm>
+                      <a:off x="0" y="0"/>
+                      <a:ext cx="5673725" cy="4987925"/>
+                    </a:xfrm>
+                    <a:prstGeom prst="rect">
+                      <a:avLst/>
+                    </a:prstGeom>
+                    <a:noFill/>
+                    <a:ln>
+                      <a:noFill/>
+                    </a:ln>
+                  </pic:spPr>
+                </pic:pic>
+              </a:graphicData>
+            </a:graphic>
+          </wp:inline>
+        </w:drawing>
+      </w:r>
+    </w:p>
+    <w:p>
+      <w:r>
+        <w:rPr>
+          <w:noProof/>
+        </w:rPr>
+        <w:lastRenderedPageBreak/>
+        <w:drawing>
+          <wp:inline distT="0" distB="0" distL="0" distR="0" wp14:anchorId="78CF7A64" wp14:editId="43581EA9">
+            <wp:extent cx="5673725" cy="4987925"/>
+            <wp:effectExtent l="0" t="0" r="3175" b="3175"/>
+            <wp:docPr id="1236046511" name="Picture 4" descr="Image"/>
+            <wp:cNvGraphicFramePr>
+              <a:graphicFrameLocks xmlns:a="http://schemas.openxmlformats.org/drawingml/2006/main" noChangeAspect="1"/>
+            </wp:cNvGraphicFramePr>
+            <a:graphic xmlns:a="http://schemas.openxmlformats.org/drawingml/2006/main">
+              <a:graphicData uri="http://schemas.openxmlformats.org/drawingml/2006/picture">
+                <pic:pic xmlns:pic="http://schemas.openxmlformats.org/drawingml/2006/picture">
+                  <pic:nvPicPr>
+                    <pic:cNvPr id="0" name="Picture 7" descr="Image"/>
+                    <pic:cNvPicPr>
+                      <a:picLocks noChangeAspect="1" noChangeArrowheads="1"/>
+                    </pic:cNvPicPr>
+                  </pic:nvPicPr>
+                  <pic:blipFill>
+                    <a:blip r:embed="rId9">
+                      <a:extLst>
+                        <a:ext uri="{28A0092B-C50C-407E-A947-70E740481C1C}">
+                          <a14:useLocalDpi xmlns:a14="http://schemas.microsoft.com/office/drawing/2010/main" val="0"/>
+                        </a:ext>
+                      </a:extLst>
+                    </a:blip>
+                    <a:srcRect/>
+                    <a:stretch>
+                      <a:fillRect/>
+                    </a:stretch>
+                  </pic:blipFill>
+                  <pic:spPr bwMode="auto">
+                    <a:xfrm>
+                      <a:off x="0" y="0"/>
+                      <a:ext cx="5673725" cy="4987925"/>
+                    </a:xfrm>
+                    <a:prstGeom prst="rect">
+                      <a:avLst/>
+                    </a:prstGeom>
+                    <a:noFill/>
+                    <a:ln>
+                      <a:noFill/>
+                    </a:ln>
+                  </pic:spPr>
+                </pic:pic>
+              </a:graphicData>
+            </a:graphic>
+          </wp:inline>
+        </w:drawing>
+      </w:r>
     </w:p>
     <w:p>
       <w:pPr>
@@ -488,6 +698,7 @@
     </w:p>
     <w:p>
       <w:r>
+        <w:lastRenderedPageBreak/>
         <w:t>From the upper pole of testis to deep inguinal ring via superficial inguinal ring and inguinal canal</w:t>
       </w:r>
     </w:p>
@@ -510,7 +721,6 @@
     </w:p>
     <w:p>
       <w:r>
-        <w:lastRenderedPageBreak/>
         <w:t xml:space="preserve">Turns around the inferior epigastric artery </w:t>
       </w:r>
     </w:p>
@@ -555,11 +765,9 @@
       <w:pPr>
         <w:pStyle w:val="Heading2"/>
       </w:pPr>
-      <w:proofErr w:type="spellStart"/>
-      <w:r>
-        <w:t>Amupulla</w:t>
-      </w:r>
-      <w:proofErr w:type="spellEnd"/>
+      <w:r>
+        <w:t>Ampulla</w:t>
+      </w:r>
     </w:p>
     <w:p>
       <w:r>
@@ -697,6 +905,7 @@
     </w:p>
     <w:p>
       <w:r>
+        <w:lastRenderedPageBreak/>
         <w:t xml:space="preserve">Cremasteric reflex is absent </w:t>
       </w:r>
     </w:p>
@@ -720,7 +929,6 @@
         <w:pStyle w:val="Heading2"/>
       </w:pPr>
       <w:r>
-        <w:lastRenderedPageBreak/>
         <w:t xml:space="preserve">Applied aspects </w:t>
       </w:r>
       <w:r>
@@ -742,26 +950,13 @@
     </w:p>
     <w:p>
       <w:r>
-        <w:t xml:space="preserve">Ductus </w:t>
-      </w:r>
-      <w:proofErr w:type="spellStart"/>
-      <w:r>
-        <w:t>deferns</w:t>
-      </w:r>
-      <w:proofErr w:type="spellEnd"/>
-      <w:r>
-        <w:t xml:space="preserve"> tube is cut and ligated - Lead to blockage of the tube carrying semen </w:t>
-      </w:r>
-    </w:p>
-    <w:p>
-      <w:r>
-        <w:t xml:space="preserve">During the procedure, ductus is cut high in the scrotum, routinely a part of the ductus is also cut to prevent spontaneous </w:t>
-      </w:r>
-      <w:proofErr w:type="spellStart"/>
-      <w:r>
-        <w:t>recalization</w:t>
-      </w:r>
-      <w:proofErr w:type="spellEnd"/>
+        <w:t xml:space="preserve">Ductus deferns tube is cut and ligated - Lead to blockage of the tube carrying semen </w:t>
+      </w:r>
+    </w:p>
+    <w:p>
+      <w:r>
+        <w:t>During the procedure, ductus is cut high in the scrotum, routinely a part of the ductus is also cut to prevent spontaneous recalization</w:t>
+      </w:r>
     </w:p>
     <w:p>
       <w:pPr>
@@ -773,15 +968,7 @@
     </w:p>
     <w:p>
       <w:r>
-        <w:t xml:space="preserve">A special </w:t>
-      </w:r>
-      <w:proofErr w:type="spellStart"/>
-      <w:r>
-        <w:t>hemostat</w:t>
-      </w:r>
-      <w:proofErr w:type="spellEnd"/>
-      <w:r>
-        <w:t xml:space="preserve"> is used to make the scrotal skin puncture. </w:t>
+        <w:t>A special hemostat is used to make the scrotal skin puncture. </w:t>
       </w:r>
     </w:p>
     <w:p>
@@ -3449,6 +3636,7 @@
   <w:style w:type="character" w:default="1" w:styleId="DefaultParagraphFont">
     <w:name w:val="Default Paragraph Font"/>
     <w:uiPriority w:val="1"/>
+    <w:semiHidden/>
     <w:unhideWhenUsed/>
   </w:style>
   <w:style w:type="table" w:default="1" w:styleId="TableNormal">
